--- a/모범답안_x1-s1-problem-reframing.docx
+++ b/모범답안_x1-s1-problem-reframing.docx
@@ -4,7 +4,7 @@
   <w:body>
     <w:p>
       <w:pPr>
-        <w:spacing w:before="0" w:after="80"/>
+        <w:spacing w:after="80"/>
         <w:jc w:val="center"/>
       </w:pPr>
       <w:r>
@@ -15,7 +15,7 @@
           <w:sz w:val="40"/>
           <w:rFonts w:eastAsia="맑은 고딕"/>
         </w:rPr>
-        <w:t>X1-S1: 문제재정의 — 모범 답안</w:t>
+        <w:t>X1-S1: 문제재정의 — 모범 답안 (보고서 형식)</w:t>
       </w:r>
     </w:p>
     <w:p>
@@ -28,26 +28,25 @@
           <w:rFonts w:ascii="맑은 고딕" w:hAnsi="맑은 고딕"/>
           <w:b w:val="0"/>
           <w:color w:val="777777"/>
-          <w:sz w:val="22"/>
+          <w:sz w:val="21"/>
           <w:rFonts w:eastAsia="맑은 고딕"/>
         </w:rPr>
-        <w:t>KOREATECH 제조AI 교육과정 v1.6.15 | 교수자 배포용</w:t>
+        <w:t>KOREATECH 제조AI v1.6.15 | 교수자 배포용</w:t>
       </w:r>
     </w:p>
-    <w:p/>
     <w:p>
       <w:pPr>
-        <w:spacing w:before="240" w:after="80"/>
+        <w:spacing w:before="280" w:after="80"/>
       </w:pPr>
       <w:r>
         <w:rPr>
           <w:rFonts w:ascii="맑은 고딕" w:hAnsi="맑은 고딕"/>
           <w:b/>
           <w:color w:val="1A73E8"/>
-          <w:sz w:val="32"/>
+          <w:sz w:val="34"/>
           <w:rFonts w:eastAsia="맑은 고딕"/>
         </w:rPr>
-        <w:t>📒 노트북 — 제조 문제재정의 실습</w:t>
+        <w:t>📋 과제 A — 다른 제조 공정 문제 재정의</w:t>
       </w:r>
     </w:p>
     <w:p>
@@ -62,106 +61,216 @@
           <w:sz w:val="16"/>
           <w:rFonts w:eastAsia="맑은 고딕"/>
         </w:rPr>
-        <w:t>────────────────────────────────────────────────────────────</w:t>
+        <w:t>──────────────────────────────────────────────────────────</w:t>
       </w:r>
     </w:p>
     <w:p>
       <w:pPr>
-        <w:spacing w:before="240" w:after="80"/>
+        <w:spacing w:after="80"/>
+      </w:pPr>
+      <w:r>
+        <w:rPr>
+          <w:rFonts w:ascii="맑은 고딕" w:hAnsi="맑은 고딕"/>
+          <w:b w:val="0"/>
+          <w:sz w:val="21"/>
+          <w:rFonts w:eastAsia="맑은 고딕"/>
+        </w:rPr>
+        <w:t>아래는 '도장 공정'을 선택한 모범 답안 예시입니다. 학습자는 본인 현장에 맞게 작성합니다.</w:t>
+      </w:r>
+    </w:p>
+    <w:p/>
+    <w:p>
+      <w:pPr>
+        <w:spacing w:after="80"/>
       </w:pPr>
       <w:r>
         <w:rPr>
           <w:rFonts w:ascii="맑은 고딕" w:hAnsi="맑은 고딕"/>
           <w:b/>
-          <w:color w:val="34A853"/>
-          <w:sz w:val="26"/>
+          <w:color w:val="1A73E8"/>
+          <w:sz w:val="22"/>
           <w:rFonts w:eastAsia="맑은 고딕"/>
         </w:rPr>
-        <w:t>과제 A (필수) — 다른 제조 공정 문제 재정의 예시</w:t>
+        <w:t xml:space="preserve">선택 공정: </w:t>
+      </w:r>
+      <w:r>
+        <w:rPr>
+          <w:rFonts w:ascii="맑은 고딕" w:hAnsi="맑은 고딕"/>
+          <w:b w:val="0"/>
+          <w:sz w:val="22"/>
+          <w:rFonts w:eastAsia="맑은 고딕"/>
+        </w:rPr>
+        <w:t>도장 공정 (자동차 차체 도장라인)</w:t>
       </w:r>
     </w:p>
     <w:p>
       <w:pPr>
-        <w:spacing w:before="120" w:after="40"/>
+        <w:spacing w:after="80"/>
       </w:pPr>
       <w:r>
         <w:rPr>
           <w:rFonts w:ascii="맑은 고딕" w:hAnsi="맑은 고딕"/>
           <w:b/>
-          <w:color w:val="1976D2"/>
+          <w:color w:val="1A73E8"/>
           <w:sz w:val="22"/>
           <w:rFonts w:eastAsia="맑은 고딕"/>
         </w:rPr>
-        <w:t>▶ 모범 코드</w:t>
+        <w:t xml:space="preserve">현상: </w:t>
+      </w:r>
+      <w:r>
+        <w:rPr>
+          <w:rFonts w:ascii="맑은 고딕" w:hAnsi="맑은 고딕"/>
+          <w:b w:val="0"/>
+          <w:sz w:val="22"/>
+          <w:rFonts w:eastAsia="맑은 고딕"/>
+        </w:rPr>
+        <w:t>매월 도장 불량이 30건 발생 (불량률 3.0%). 주요 유형: 오렌지필(50%), 핀홀(30%), 처짐(20%)</w:t>
       </w:r>
     </w:p>
     <w:p>
       <w:pPr>
-        <w:spacing w:before="40" w:after="120"/>
-        <w:ind w:left="283"/>
-        <w:shd w:val="clear" w:color="auto" w:fill="F3F4F6"/>
+        <w:spacing w:after="80"/>
       </w:pPr>
       <w:r>
         <w:rPr>
-          <w:rFonts w:ascii="Courier New" w:hAnsi="Courier New"/>
-          <w:sz w:val="19"/>
+          <w:rFonts w:ascii="맑은 고딕" w:hAnsi="맑은 고딕"/>
+          <w:b/>
+          <w:color w:val="1A73E8"/>
+          <w:sz w:val="22"/>
+          <w:rFonts w:eastAsia="맑은 고딕"/>
         </w:rPr>
-        <w:t># 도장 공정 예시</w:t>
-        <w:br/>
-        <w:t>문제재정의 = {</w:t>
-        <w:br/>
-        <w:t xml:space="preserve">    '현상': '매월 도장 불량이 30건 발생 (불량률 3%)',</w:t>
-        <w:br/>
-        <w:t xml:space="preserve">    '원인(추정)': '온도·습도 변화로 도료 건조 불량, 분사 압력 불균일',</w:t>
-        <w:br/>
-        <w:t xml:space="preserve">    '목표': 'AI 실시간 환경 모니터링으로 불량률 1.5% 이하 달성'</w:t>
-        <w:br/>
-        <w:t>}</w:t>
-        <w:br/>
-        <w:t>for k, v in 문제재정의.items():</w:t>
-        <w:br/>
-        <w:t xml:space="preserve">    print(f'{k}: {v}')</w:t>
+        <w:t xml:space="preserve">원인(추정): </w:t>
+      </w:r>
+      <w:r>
+        <w:rPr>
+          <w:rFonts w:ascii="맑은 고딕" w:hAnsi="맑은 고딕"/>
+          <w:b w:val="0"/>
+          <w:sz w:val="22"/>
+          <w:rFonts w:eastAsia="맑은 고딕"/>
+        </w:rPr>
+        <w:t>온도·습도 변화로 도료 건조 불량 발생. 분사 압력 불균일 시 핀홀 발생. 현재 환경 센서는 있으나 실시간 제어 없음</w:t>
       </w:r>
     </w:p>
     <w:p>
       <w:pPr>
-        <w:spacing w:before="120" w:after="40"/>
+        <w:spacing w:after="80"/>
+      </w:pPr>
+      <w:r>
+        <w:rPr>
+          <w:rFonts w:ascii="맑은 고딕" w:hAnsi="맑은 고딕"/>
+          <w:b/>
+          <w:color w:val="1A73E8"/>
+          <w:sz w:val="22"/>
+          <w:rFonts w:eastAsia="맑은 고딕"/>
+        </w:rPr>
+        <w:t xml:space="preserve">목표: </w:t>
+      </w:r>
+      <w:r>
+        <w:rPr>
+          <w:rFonts w:ascii="맑은 고딕" w:hAnsi="맑은 고딕"/>
+          <w:b w:val="0"/>
+          <w:sz w:val="22"/>
+          <w:rFonts w:eastAsia="맑은 고딕"/>
+        </w:rPr>
+        <w:t>AI 환경 모니터링으로 불량률 1.5% 이하 달성 (현재 대비 50% 감소). 3개월 파일럿 후 효과 검증</w:t>
+      </w:r>
+    </w:p>
+    <w:p/>
+    <w:p>
+      <w:pPr>
+        <w:spacing w:before="280" w:after="80"/>
+      </w:pPr>
+      <w:r>
+        <w:rPr>
+          <w:rFonts w:ascii="맑은 고딕" w:hAnsi="맑은 고딕"/>
+          <w:b/>
+          <w:color w:val="1A73E8"/>
+          <w:sz w:val="34"/>
+          <w:rFonts w:eastAsia="맑은 고딕"/>
+        </w:rPr>
+        <w:t>📋 과제 B — AI 해결 가능/불가능 구분</w:t>
+      </w:r>
+    </w:p>
+    <w:p>
+      <w:pPr>
+        <w:spacing w:before="80" w:after="80"/>
+      </w:pPr>
+      <w:r>
+        <w:rPr>
+          <w:rFonts w:ascii="맑은 고딕" w:hAnsi="맑은 고딕"/>
+          <w:b w:val="0"/>
+          <w:color w:val="CCCCCC"/>
+          <w:sz w:val="16"/>
+          <w:rFonts w:eastAsia="맑은 고딕"/>
+        </w:rPr>
+        <w:t>──────────────────────────────────────────────────────────</w:t>
+      </w:r>
+    </w:p>
+    <w:p>
+      <w:pPr>
+        <w:spacing w:before="200" w:after="60"/>
       </w:pPr>
       <w:r>
         <w:rPr>
           <w:rFonts w:ascii="맑은 고딕" w:hAnsi="맑은 고딕"/>
           <w:b/>
           <w:color w:val="0D652D"/>
-          <w:sz w:val="22"/>
+          <w:sz w:val="26"/>
           <w:rFonts w:eastAsia="맑은 고딕"/>
         </w:rPr>
-        <w:t>▶ 예상 출력</w:t>
+        <w:t>AI가 해결 가능한 부분 (1가지)</w:t>
       </w:r>
     </w:p>
     <w:p>
       <w:pPr>
-        <w:spacing w:before="40" w:after="160"/>
-        <w:ind w:left="283"/>
-        <w:shd w:val="clear" w:color="auto" w:fill="EBF3FF"/>
+        <w:spacing w:after="80"/>
       </w:pPr>
       <w:r>
         <w:rPr>
-          <w:rFonts w:ascii="Courier New" w:hAnsi="Courier New"/>
-          <w:color w:val="004499"/>
-          <w:sz w:val="19"/>
+          <w:rFonts w:ascii="맑은 고딕" w:hAnsi="맑은 고딕"/>
+          <w:b w:val="0"/>
+          <w:sz w:val="21"/>
+          <w:rFonts w:eastAsia="맑은 고딕"/>
         </w:rPr>
-        <w:t>▶ 출력 결과:</w:t>
+        <w:t>▶ 온도·습도·압력 센서 데이터로 불량 발생 조건 학습 → 실시간 경보</w:t>
         <w:br/>
-        <w:t>현상: 매월 도장 불량이 30건 발생 (불량률 3%)</w:t>
-        <w:br/>
-        <w:t>원인(추정): 온도·습도 변화로 도료 건조 불량, 분사 압력 불균일</w:t>
-        <w:br/>
-        <w:t>목표: AI 실시간 환경 모니터링으로 불량률 1.5% 이하 달성</w:t>
+        <w:t xml:space="preserve">   → 분류 모델 또는 이상탐지 알고리즘으로 구현 가능</w:t>
       </w:r>
     </w:p>
     <w:p>
       <w:pPr>
-        <w:spacing w:before="0" w:after="200"/>
+        <w:spacing w:before="200" w:after="60"/>
+      </w:pPr>
+      <w:r>
+        <w:rPr>
+          <w:rFonts w:ascii="맑은 고딕" w:hAnsi="맑은 고딕"/>
+          <w:b/>
+          <w:color w:val="0D652D"/>
+          <w:sz w:val="26"/>
+          <w:rFonts w:eastAsia="맑은 고딕"/>
+        </w:rPr>
+        <w:t>AI가 해결하기 어려운 부분 (1가지)</w:t>
+      </w:r>
+    </w:p>
+    <w:p>
+      <w:pPr>
+        <w:spacing w:after="80"/>
+      </w:pPr>
+      <w:r>
+        <w:rPr>
+          <w:rFonts w:ascii="맑은 고딕" w:hAnsi="맑은 고딕"/>
+          <w:b w:val="0"/>
+          <w:sz w:val="21"/>
+          <w:rFonts w:eastAsia="맑은 고딕"/>
+        </w:rPr>
+        <w:t>▶ 도료 점도나 작업자 기술력 차이에 의한 불량</w:t>
+        <w:br/>
+        <w:t xml:space="preserve">   → 비정형 데이터 + 작업자 경험(암묵지)으로 AI 학습 데이터 수집 자체가 어려움</w:t>
+      </w:r>
+    </w:p>
+    <w:p>
+      <w:pPr>
+        <w:spacing w:after="200"/>
         <w:ind w:left="170"/>
       </w:pPr>
       <w:r>
@@ -182,248 +291,111 @@
           <w:sz w:val="20"/>
           <w:rFonts w:eastAsia="맑은 고딕"/>
         </w:rPr>
-        <w:t>좋은 문제재정의의 요소: ① 수치화된 현상, ② 원인 추정(데이터 기반), ③ 달성 가능한 수치 목표. 단순히 '줄이겠다'보다 '30건 → 15건'처럼 구체적인 수치가 중요합니다.</w:t>
+        <w:t>AI는 정량 데이터(센서값) 패턴 학습에 강합니다. 작업자의 경험, 물리적 개입, 법적 판단은 여전히 인간의 영역입니다.</w:t>
       </w:r>
     </w:p>
-    <w:p/>
     <w:p>
       <w:pPr>
-        <w:spacing w:before="240" w:after="80"/>
+        <w:spacing w:before="280" w:after="80"/>
       </w:pPr>
       <w:r>
         <w:rPr>
           <w:rFonts w:ascii="맑은 고딕" w:hAnsi="맑은 고딕"/>
           <w:b/>
-          <w:color w:val="34A853"/>
-          <w:sz w:val="26"/>
+          <w:color w:val="1A73E8"/>
+          <w:sz w:val="34"/>
           <w:rFonts w:eastAsia="맑은 고딕"/>
         </w:rPr>
-        <w:t>과제 B (필수) — AI 해결 가능/불가능 부분 구분</w:t>
+        <w:t>📋 과제 C — 필요 데이터 &amp; AI 방법론</w:t>
       </w:r>
     </w:p>
     <w:p>
       <w:pPr>
-        <w:spacing w:before="120" w:after="40"/>
+        <w:spacing w:before="80" w:after="80"/>
+      </w:pPr>
+      <w:r>
+        <w:rPr>
+          <w:rFonts w:ascii="맑은 고딕" w:hAnsi="맑은 고딕"/>
+          <w:b w:val="0"/>
+          <w:color w:val="CCCCCC"/>
+          <w:sz w:val="16"/>
+          <w:rFonts w:eastAsia="맑은 고딕"/>
+        </w:rPr>
+        <w:t>──────────────────────────────────────────────────────────</w:t>
+      </w:r>
+    </w:p>
+    <w:p>
+      <w:pPr>
+        <w:spacing w:after="80"/>
       </w:pPr>
       <w:r>
         <w:rPr>
           <w:rFonts w:ascii="맑은 고딕" w:hAnsi="맑은 고딕"/>
           <w:b/>
-          <w:color w:val="1976D2"/>
+          <w:color w:val="1A73E8"/>
           <w:sz w:val="22"/>
           <w:rFonts w:eastAsia="맑은 고딕"/>
         </w:rPr>
-        <w:t>▶ 모범 코드</w:t>
+        <w:t xml:space="preserve">필요 데이터: </w:t>
+      </w:r>
+      <w:r>
+        <w:rPr>
+          <w:rFonts w:ascii="맑은 고딕" w:hAnsi="맑은 고딕"/>
+          <w:b w:val="0"/>
+          <w:sz w:val="22"/>
+          <w:rFonts w:eastAsia="맑은 고딕"/>
+        </w:rPr>
+        <w:t>온도 센서, 습도 센서, 분사 압력, 도료 점도, 불량 여부(레이블), 작업자 ID</w:t>
       </w:r>
     </w:p>
     <w:p>
       <w:pPr>
-        <w:spacing w:before="40" w:after="120"/>
-        <w:ind w:left="283"/>
-        <w:shd w:val="clear" w:color="auto" w:fill="F3F4F6"/>
-      </w:pPr>
-      <w:r>
-        <w:rPr>
-          <w:rFonts w:ascii="Courier New" w:hAnsi="Courier New"/>
-          <w:sz w:val="19"/>
-        </w:rPr>
-        <w:t># 예시 답안 (실습 CNC 사례 기준)</w:t>
-        <w:br/>
-        <w:t>ai_가능 = [</w:t>
-        <w:br/>
-        <w:t xml:space="preserve">    '진동 데이터로 공구 마모 패턴 학습 → 이상 예측',</w:t>
-        <w:br/>
-        <w:t xml:space="preserve">    '과거 불량 데이터로 불량 발생 조건 분류',</w:t>
-        <w:br/>
-        <w:t>]</w:t>
-        <w:br/>
-        <w:t>ai_어려움 = [</w:t>
-        <w:br/>
-        <w:t xml:space="preserve">    '공구 교체를 자동으로 실행 (물리적 개입 필요)',</w:t>
-        <w:br/>
-        <w:t xml:space="preserve">    '작업자의 경험과 직관 기반 판단 (비정형 지식)',</w:t>
-        <w:br/>
-        <w:t>]</w:t>
-        <w:br/>
-        <w:t>print('AI 해결 가능:', ai_가능[0])</w:t>
-        <w:br/>
-        <w:t>print('AI 어려움:', ai_어려움[0])</w:t>
-      </w:r>
-    </w:p>
-    <w:p>
-      <w:pPr>
-        <w:spacing w:before="120" w:after="40"/>
+        <w:spacing w:after="80"/>
       </w:pPr>
       <w:r>
         <w:rPr>
           <w:rFonts w:ascii="맑은 고딕" w:hAnsi="맑은 고딕"/>
           <w:b/>
-          <w:color w:val="0D652D"/>
+          <w:color w:val="1A73E8"/>
           <w:sz w:val="22"/>
           <w:rFonts w:eastAsia="맑은 고딕"/>
         </w:rPr>
-        <w:t>▶ 예상 출력</w:t>
+        <w:t xml:space="preserve">AI 방법론: </w:t>
+      </w:r>
+      <w:r>
+        <w:rPr>
+          <w:rFonts w:ascii="맑은 고딕" w:hAnsi="맑은 고딕"/>
+          <w:b w:val="0"/>
+          <w:sz w:val="22"/>
+          <w:rFonts w:eastAsia="맑은 고딕"/>
+        </w:rPr>
+        <w:t>Isolation Forest(이상탐지, 레이블 불필요) 또는 RandomForest 분류(레이블 있을 때)</w:t>
       </w:r>
     </w:p>
     <w:p>
       <w:pPr>
-        <w:spacing w:before="40" w:after="160"/>
-        <w:ind w:left="283"/>
-        <w:shd w:val="clear" w:color="auto" w:fill="EBF3FF"/>
-      </w:pPr>
-      <w:r>
-        <w:rPr>
-          <w:rFonts w:ascii="Courier New" w:hAnsi="Courier New"/>
-          <w:color w:val="004499"/>
-          <w:sz w:val="19"/>
-        </w:rPr>
-        <w:t>▶ 출력 결과:</w:t>
-        <w:br/>
-        <w:t>AI 해결 가능: 진동 데이터로 공구 마모 패턴 학습 → 이상 예측</w:t>
-        <w:br/>
-        <w:t>AI 어려움: 공구 교체를 자동으로 실행 (물리적 개입 필요)</w:t>
-      </w:r>
-    </w:p>
-    <w:p>
-      <w:pPr>
-        <w:spacing w:before="0" w:after="200"/>
-        <w:ind w:left="170"/>
+        <w:spacing w:after="80"/>
       </w:pPr>
       <w:r>
         <w:rPr>
           <w:rFonts w:ascii="맑은 고딕" w:hAnsi="맑은 고딕"/>
           <w:b/>
-          <w:color w:val="E67900"/>
-          <w:sz w:val="20"/>
+          <w:color w:val="1A73E8"/>
+          <w:sz w:val="22"/>
           <w:rFonts w:eastAsia="맑은 고딕"/>
         </w:rPr>
-        <w:t xml:space="preserve">💡 해설: </w:t>
+        <w:t xml:space="preserve">파일럿 제안: </w:t>
       </w:r>
       <w:r>
         <w:rPr>
           <w:rFonts w:ascii="맑은 고딕" w:hAnsi="맑은 고딕"/>
           <w:b w:val="0"/>
-          <w:color w:val="444444"/>
-          <w:sz w:val="20"/>
-          <w:rFonts w:eastAsia="맑은 고딕"/>
-        </w:rPr>
-        <w:t>AI는 데이터 패턴 학습과 예측에 강합니다. 물리적 행동(교체, 수리), 법적 판단, 비정형 경험 지식은 여전히 인간의 영역입니다. AI의 역할은 '의사결정 지원'이지 '완전 자동화'가 아님을 강조하세요.</w:t>
-      </w:r>
-    </w:p>
-    <w:p/>
-    <w:p>
-      <w:pPr>
-        <w:spacing w:before="240" w:after="80"/>
-      </w:pPr>
-      <w:r>
-        <w:rPr>
-          <w:rFonts w:ascii="맑은 고딕" w:hAnsi="맑은 고딕"/>
-          <w:b/>
-          <w:color w:val="34A853"/>
-          <w:sz w:val="26"/>
-          <w:rFonts w:eastAsia="맑은 고딕"/>
-        </w:rPr>
-        <w:t>과제 C (심화) — 필요 데이터와 AI 방법론</w:t>
-      </w:r>
-    </w:p>
-    <w:p>
-      <w:pPr>
-        <w:spacing w:before="120" w:after="40"/>
-      </w:pPr>
-      <w:r>
-        <w:rPr>
-          <w:rFonts w:ascii="맑은 고딕" w:hAnsi="맑은 고딕"/>
-          <w:b/>
-          <w:color w:val="1976D2"/>
           <w:sz w:val="22"/>
           <w:rFonts w:eastAsia="맑은 고딕"/>
         </w:rPr>
-        <w:t>▶ 모범 코드</w:t>
+        <w:t>1개월: 데이터 수집 / 2개월: 이상탐지 모델 학습·검증 / 3개월: 결과 리포트</w:t>
       </w:r>
     </w:p>
-    <w:p>
-      <w:pPr>
-        <w:spacing w:before="40" w:after="120"/>
-        <w:ind w:left="283"/>
-        <w:shd w:val="clear" w:color="auto" w:fill="F3F4F6"/>
-      </w:pPr>
-      <w:r>
-        <w:rPr>
-          <w:rFonts w:ascii="Courier New" w:hAnsi="Courier New"/>
-          <w:sz w:val="19"/>
-        </w:rPr>
-        <w:t># 도장 공정 예시</w:t>
-        <w:br/>
-        <w:t>필요_데이터 = ['온도 센서', '습도 센서', '분사 압력', '도료 점도', '불량 여부(레이블)']</w:t>
-        <w:br/>
-        <w:t>AI_방법론 = 'Isolation Forest (이상 탐지) 또는 분류 모델 (불량 예측)'</w:t>
-        <w:br/>
-        <w:t>print('필요 데이터:', ', '.join(필요_데이터))</w:t>
-        <w:br/>
-        <w:t>print('AI 방법론:', AI_방법론)</w:t>
-      </w:r>
-    </w:p>
-    <w:p>
-      <w:pPr>
-        <w:spacing w:before="120" w:after="40"/>
-      </w:pPr>
-      <w:r>
-        <w:rPr>
-          <w:rFonts w:ascii="맑은 고딕" w:hAnsi="맑은 고딕"/>
-          <w:b/>
-          <w:color w:val="0D652D"/>
-          <w:sz w:val="22"/>
-          <w:rFonts w:eastAsia="맑은 고딕"/>
-        </w:rPr>
-        <w:t>▶ 예상 출력</w:t>
-      </w:r>
-    </w:p>
-    <w:p>
-      <w:pPr>
-        <w:spacing w:before="40" w:after="160"/>
-        <w:ind w:left="283"/>
-        <w:shd w:val="clear" w:color="auto" w:fill="EBF3FF"/>
-      </w:pPr>
-      <w:r>
-        <w:rPr>
-          <w:rFonts w:ascii="Courier New" w:hAnsi="Courier New"/>
-          <w:color w:val="004499"/>
-          <w:sz w:val="19"/>
-        </w:rPr>
-        <w:t>▶ 출력 결과:</w:t>
-        <w:br/>
-        <w:t>필요 데이터: 온도 센서, 습도 센서, 분사 압력, 도료 점도, 불량 여부(레이블)</w:t>
-        <w:br/>
-        <w:t>AI 방법론: Isolation Forest (이상 탐지) 또는 분류 모델 (불량 예측)</w:t>
-      </w:r>
-    </w:p>
-    <w:p>
-      <w:pPr>
-        <w:spacing w:before="0" w:after="200"/>
-        <w:ind w:left="170"/>
-      </w:pPr>
-      <w:r>
-        <w:rPr>
-          <w:rFonts w:ascii="맑은 고딕" w:hAnsi="맑은 고딕"/>
-          <w:b/>
-          <w:color w:val="E67900"/>
-          <w:sz w:val="20"/>
-          <w:rFonts w:eastAsia="맑은 고딕"/>
-        </w:rPr>
-        <w:t xml:space="preserve">💡 해설: </w:t>
-      </w:r>
-      <w:r>
-        <w:rPr>
-          <w:rFonts w:ascii="맑은 고딕" w:hAnsi="맑은 고딕"/>
-          <w:b w:val="0"/>
-          <w:color w:val="444444"/>
-          <w:sz w:val="20"/>
-          <w:rFonts w:eastAsia="맑은 고딕"/>
-        </w:rPr>
-        <w:t>AI 방법론 선택 기준: 레이블 있음 → 지도학습(분류/회귀), 레이블 없음 → 비지도학습(이상탐지). 제조에서 레이블(불량 여부) 수집 비용이 높으므로 이상탐지로 시작하는 것이 실용적입니다.</w:t>
-      </w:r>
-    </w:p>
-    <w:p/>
     <w:sectPr>
       <w:pgSz w:w="12240" w:h="15840"/>
       <w:pgMar w:top="1134" w:right="1417" w:bottom="1134" w:left="1417" w:header="720" w:footer="720" w:gutter="0"/>
